--- a/products/academia-de-reciclagem/projects/content/00 - Plano Diretor Projeto Academia da Reciclagem.docx
+++ b/products/academia-de-reciclagem/projects/content/00 - Plano Diretor Projeto Academia da Reciclagem.docx
@@ -34,7 +34,7 @@
           <w:szCs w:val="26"/>
           <w:rtl w:val="0"/>
         </w:rPr>
-        <w:t xml:space="preserve">11 — Plano Diretor do Projeto</w:t>
+        <w:t>00 — Plano Diretor do Projeto</w:t>
       </w:r>
       <w:r>
         <w:rPr>
@@ -131,18 +131,18 @@
         <w:rPr>
           <w:rtl w:val="0"/>
         </w:rPr>
-        <w:t xml:space="preserve">A visão do projeto é tornar a região da Granja Viana e os municípios próximos uma referência em destinação correta de resíduos recicláveis, mobilizando condomínios, empresas, escolas, cooperativas e comunidades.</w:t>
-      </w:r>
-    </w:p>
-    <w:p>
-      <w:pPr>
-        <w:rPr/>
-      </w:pPr>
-      <w:r>
-        <w:rPr>
-          <w:rtl w:val="0"/>
-        </w:rPr>
-        <w:t xml:space="preserve">O território inicial de atuação mencionado durante a construção do projeto inclui Cotia, Carapicuíba, Embu das Artes e Jandira. A região da Granja Viana aparece como ponto natural de partida, por concentrar condomínios residenciais, famílias, empresas, escolas, síndicos, administradoras e uma rede de relacionamentos que pode ser mobilizada para a causa.</w:t>
+        <w:t>A visão do projeto é tornar os municípios de Cotia, Carapicuíba, Embu das Artes e Jandira uma referência em destinação correta de resíduos recicláveis, mobilizando condomínios, empresas, escolas, cooperativas e comunidades.</w:t>
+      </w:r>
+    </w:p>
+    <w:p>
+      <w:pPr>
+        <w:rPr/>
+      </w:pPr>
+      <w:r>
+        <w:rPr>
+          <w:rtl w:val="0"/>
+        </w:rPr>
+        <w:t>O território inicial de atuação inclui Cotia, Carapicuíba, Embu das Artes e Jandira, municípios que concentram condomínios residenciais, famílias, empresas, escolas, síndicos, administradoras e uma rede de relacionamentos que pode ser mobilizada para a causa.</w:t>
       </w:r>
     </w:p>
     <w:p>

--- a/products/academia-de-reciclagem/projects/content/00 - Plano Diretor Projeto Academia da Reciclagem.docx
+++ b/products/academia-de-reciclagem/projects/content/00 - Plano Diretor Projeto Academia da Reciclagem.docx
@@ -131,18 +131,18 @@
         <w:rPr>
           <w:rtl w:val="0"/>
         </w:rPr>
-        <w:t>A visão do projeto é tornar os municípios de Cotia, Carapicuíba, Embu das Artes e Jandira uma referência em destinação correta de resíduos recicláveis, mobilizando condomínios, empresas, escolas, cooperativas e comunidades.</w:t>
-      </w:r>
-    </w:p>
-    <w:p>
-      <w:pPr>
-        <w:rPr/>
-      </w:pPr>
-      <w:r>
-        <w:rPr>
-          <w:rtl w:val="0"/>
-        </w:rPr>
-        <w:t>O território inicial de atuação inclui Cotia, Carapicuíba, Embu das Artes e Jandira, municípios que concentram condomínios residenciais, famílias, empresas, escolas, síndicos, administradoras e uma rede de relacionamentos que pode ser mobilizada para a causa.</w:t>
+        <w:t xml:space="preserve">A visão do projeto é tornar a região da Granja Viana e os municípios próximos uma referência em destinação correta de resíduos recicláveis, mobilizando condomínios, empresas, escolas, cooperativas e comunidades.</w:t>
+      </w:r>
+    </w:p>
+    <w:p>
+      <w:pPr>
+        <w:rPr/>
+      </w:pPr>
+      <w:r>
+        <w:rPr>
+          <w:rtl w:val="0"/>
+        </w:rPr>
+        <w:t xml:space="preserve">O território inicial de atuação mencionado durante a construção do projeto inclui Cotia, Carapicuíba, Embu das Artes e Jandira. A região da Granja Viana aparece como ponto natural de partida, por concentrar condomínios residenciais, famílias, empresas, escolas, síndicos, administradoras e uma rede de relacionamentos que pode ser mobilizada para a causa.</w:t>
       </w:r>
     </w:p>
     <w:p>
